--- a/phonechecks/22_09_26.docx
+++ b/phonechecks/22_09_26.docx
@@ -112,7 +112,7 @@
           </w:tcPr>
           <w:p>
             <w:r>
-              <w:t>רונל</w:t>
+              <w:t>שרון</w:t>
             </w:r>
           </w:p>
         </w:tc>

--- a/phonechecks/22_09_26.docx
+++ b/phonechecks/22_09_26.docx
@@ -112,7 +112,7 @@
           </w:tcPr>
           <w:p>
             <w:r>
-              <w:t>שרון</w:t>
+              <w:t>rui</w:t>
             </w:r>
           </w:p>
         </w:tc>

--- a/phonechecks/22_09_26.docx
+++ b/phonechecks/22_09_26.docx
@@ -112,7 +112,7 @@
           </w:tcPr>
           <w:p>
             <w:r>
-              <w:t>rui</w:t>
+              <w:t>בדיקה</w:t>
             </w:r>
           </w:p>
         </w:tc>

--- a/phonechecks/22_09_26.docx
+++ b/phonechecks/22_09_26.docx
@@ -112,7 +112,7 @@
           </w:tcPr>
           <w:p>
             <w:r>
-              <w:t>בדיקה</w:t>
+              <w:t>check</w:t>
             </w:r>
           </w:p>
         </w:tc>

--- a/phonechecks/22_09_26.docx
+++ b/phonechecks/22_09_26.docx
@@ -112,7 +112,7 @@
           </w:tcPr>
           <w:p>
             <w:r>
-              <w:t>check</w:t>
+              <w:t>testing</w:t>
             </w:r>
           </w:p>
         </w:tc>

--- a/phonechecks/22_09_26.docx
+++ b/phonechecks/22_09_26.docx
@@ -112,7 +112,7 @@
           </w:tcPr>
           <w:p>
             <w:r>
-              <w:t>testing</w:t>
+              <w:t>מוחמד</w:t>
             </w:r>
           </w:p>
         </w:tc>
